--- a/Term 2/Derivatives and Portfolios in Finance/FinalExam/Exam/examen_MVDCF.docx
+++ b/Term 2/Derivatives and Portfolios in Finance/FinalExam/Exam/examen_MVDCF.docx
@@ -1,6 +1,6 @@
 
 <file path=word/document.xml><?xml version="1.0" encoding="utf-8"?>
-<w:document xmlns:wpc="http://schemas.microsoft.com/office/word/2010/wordprocessingCanvas" xmlns:cx="http://schemas.microsoft.com/office/drawing/2014/chartex" xmlns:cx1="http://schemas.microsoft.com/office/drawing/2015/9/8/chartex" xmlns:cx2="http://schemas.microsoft.com/office/drawing/2015/10/21/chartex" xmlns:cx3="http://schemas.microsoft.com/office/drawing/2016/5/9/chartex" xmlns:cx4="http://schemas.microsoft.com/office/drawing/2016/5/10/chartex" xmlns:cx5="http://schemas.microsoft.com/office/drawing/2016/5/11/chartex" xmlns:cx6="http://schemas.microsoft.com/office/drawing/2016/5/12/chartex" xmlns:cx7="http://schemas.microsoft.com/office/drawing/2016/5/13/chartex" xmlns:cx8="http://schemas.microsoft.com/office/drawing/2016/5/14/chartex" xmlns:mc="http://schemas.openxmlformats.org/markup-compatibility/2006" xmlns:aink="http://schemas.microsoft.com/office/drawing/2016/ink" xmlns:am3d="http://schemas.microsoft.com/office/drawing/2017/model3d" xmlns:o="urn:schemas-microsoft-com:office:office" xmlns:oel="http://schemas.microsoft.com/office/2019/extlst" xmlns:r="http://schemas.openxmlformats.org/officeDocument/2006/relationships" xmlns:m="http://schemas.openxmlformats.org/officeDocument/2006/math" xmlns:v="urn:schemas-microsoft-com:vml" xmlns:wp14="http://schemas.microsoft.com/office/word/2010/wordprocessingDrawing" xmlns:wp="http://schemas.openxmlformats.org/drawingml/2006/wordprocessingDrawing" xmlns:w10="urn:schemas-microsoft-com:office:word" xmlns:w="http://schemas.openxmlformats.org/wordprocessingml/2006/main" xmlns:w14="http://schemas.microsoft.com/office/word/2010/wordml" xmlns:w15="http://schemas.microsoft.com/office/word/2012/wordml" xmlns:w16cex="http://schemas.microsoft.com/office/word/2018/wordml/cex" xmlns:w16cid="http://schemas.microsoft.com/office/word/2016/wordml/cid" xmlns:w16="http://schemas.microsoft.com/office/word/2018/wordml" xmlns:w16du="http://schemas.microsoft.com/office/word/2023/wordml/word16du" xmlns:w16sdtdh="http://schemas.microsoft.com/office/word/2020/wordml/sdtdatahash" xmlns:w16se="http://schemas.microsoft.com/office/word/2015/wordml/symex" xmlns:wpg="http://schemas.microsoft.com/office/word/2010/wordprocessingGroup" xmlns:wpi="http://schemas.microsoft.com/office/word/2010/wordprocessingInk" xmlns:wne="http://schemas.microsoft.com/office/word/2006/wordml" xmlns:wps="http://schemas.microsoft.com/office/word/2010/wordprocessingShape" mc:Ignorable="w14 w15 w16se w16cid w16 w16cex w16sdtdh w16du wp14">
+<w:document xmlns:wpc="http://schemas.microsoft.com/office/word/2010/wordprocessingCanvas" xmlns:cx="http://schemas.microsoft.com/office/drawing/2014/chartex" xmlns:cx1="http://schemas.microsoft.com/office/drawing/2015/9/8/chartex" xmlns:cx2="http://schemas.microsoft.com/office/drawing/2015/10/21/chartex" xmlns:cx3="http://schemas.microsoft.com/office/drawing/2016/5/9/chartex" xmlns:cx4="http://schemas.microsoft.com/office/drawing/2016/5/10/chartex" xmlns:cx5="http://schemas.microsoft.com/office/drawing/2016/5/11/chartex" xmlns:cx6="http://schemas.microsoft.com/office/drawing/2016/5/12/chartex" xmlns:cx7="http://schemas.microsoft.com/office/drawing/2016/5/13/chartex" xmlns:cx8="http://schemas.microsoft.com/office/drawing/2016/5/14/chartex" xmlns:mc="http://schemas.openxmlformats.org/markup-compatibility/2006" xmlns:aink="http://schemas.microsoft.com/office/drawing/2016/ink" xmlns:am3d="http://schemas.microsoft.com/office/drawing/2017/model3d" xmlns:o="urn:schemas-microsoft-com:office:office" xmlns:oel="http://schemas.microsoft.com/office/2019/extlst" xmlns:r="http://schemas.openxmlformats.org/officeDocument/2006/relationships" xmlns:m="http://schemas.openxmlformats.org/officeDocument/2006/math" xmlns:v="urn:schemas-microsoft-com:vml" xmlns:wp14="http://schemas.microsoft.com/office/word/2010/wordprocessingDrawing" xmlns:wp="http://schemas.openxmlformats.org/drawingml/2006/wordprocessingDrawing" xmlns:w10="urn:schemas-microsoft-com:office:word" xmlns:w="http://schemas.openxmlformats.org/wordprocessingml/2006/main" xmlns:w14="http://schemas.microsoft.com/office/word/2010/wordml" xmlns:w15="http://schemas.microsoft.com/office/word/2012/wordml" xmlns:w16cex="http://schemas.microsoft.com/office/word/2018/wordml/cex" xmlns:w16cid="http://schemas.microsoft.com/office/word/2016/wordml/cid" xmlns:w16="http://schemas.microsoft.com/office/word/2018/wordml" xmlns:w16du="http://schemas.microsoft.com/office/word/2023/wordml/word16du" xmlns:w16sdtdh="http://schemas.microsoft.com/office/word/2020/wordml/sdtdatahash" xmlns:w16sdtfl="http://schemas.microsoft.com/office/word/2024/wordml/sdtformatlock" xmlns:w16se="http://schemas.microsoft.com/office/word/2015/wordml/symex" xmlns:wpg="http://schemas.microsoft.com/office/word/2010/wordprocessingGroup" xmlns:wpi="http://schemas.microsoft.com/office/word/2010/wordprocessingInk" xmlns:wne="http://schemas.microsoft.com/office/word/2006/wordml" xmlns:wps="http://schemas.microsoft.com/office/word/2010/wordprocessingShape" mc:Ignorable="w14 w15 w16se w16cid w16 w16cex w16sdtdh w16sdtfl w16du wp14">
   <w:body>
     <w:tbl>
       <w:tblPr>
@@ -94,7 +94,6 @@
               <w:bottom w:val="single" w:sz="6" w:space="0" w:color="000000"/>
               <w:right w:val="single" w:sz="6" w:space="0" w:color="000000"/>
             </w:tcBorders>
-            <w:shd w:val="clear" w:color="auto" w:fill="auto"/>
             <w:tcMar>
               <w:top w:w="0" w:type="dxa"/>
               <w:left w:w="30" w:type="dxa"/>
@@ -116,7 +115,6 @@
               <w:tc>
                 <w:tcPr>
                   <w:tcW w:w="2500" w:type="pct"/>
-                  <w:shd w:val="clear" w:color="auto" w:fill="auto"/>
                   <w:vAlign w:val="center"/>
                 </w:tcPr>
                 <w:p>
@@ -141,14 +139,22 @@
                       <w:color w:val="808080"/>
                       <w:sz w:val="27"/>
                     </w:rPr>
-                    <w:t xml:space="preserve">Javier </w:t>
+                    <w:t>xxxxx</w:t>
+                  </w:r>
+                  <w:r>
+                    <w:rPr>
+                      <w:rFonts w:ascii="Arial" w:eastAsia="Arial" w:hAnsi="Arial" w:cs="Arial"/>
+                      <w:noProof/>
+                      <w:color w:val="808080"/>
+                      <w:sz w:val="27"/>
+                    </w:rPr>
+                    <w:t xml:space="preserve"> </w:t>
                   </w:r>
                 </w:p>
               </w:tc>
               <w:tc>
                 <w:tcPr>
                   <w:tcW w:w="0" w:type="auto"/>
-                  <w:shd w:val="clear" w:color="auto" w:fill="auto"/>
                   <w:vAlign w:val="center"/>
                 </w:tcPr>
                 <w:p>
@@ -173,7 +179,25 @@
                       <w:color w:val="808080"/>
                       <w:sz w:val="27"/>
                     </w:rPr>
-                    <w:t xml:space="preserve"> 51779264-P</w:t>
+                    <w:t xml:space="preserve"> </w:t>
+                  </w:r>
+                  <w:r>
+                    <w:rPr>
+                      <w:rFonts w:ascii="Arial" w:eastAsia="Arial" w:hAnsi="Arial" w:cs="Arial"/>
+                      <w:noProof/>
+                      <w:color w:val="808080"/>
+                      <w:sz w:val="27"/>
+                    </w:rPr>
+                    <w:t>xxxxxxxx</w:t>
+                  </w:r>
+                  <w:r>
+                    <w:rPr>
+                      <w:rFonts w:ascii="Arial" w:eastAsia="Arial" w:hAnsi="Arial" w:cs="Arial"/>
+                      <w:noProof/>
+                      <w:color w:val="808080"/>
+                      <w:sz w:val="27"/>
+                    </w:rPr>
+                    <w:t>-</w:t>
                   </w:r>
                 </w:p>
               </w:tc>
@@ -182,7 +206,6 @@
               <w:tc>
                 <w:tcPr>
                   <w:tcW w:w="2500" w:type="pct"/>
-                  <w:shd w:val="clear" w:color="auto" w:fill="auto"/>
                   <w:vAlign w:val="center"/>
                 </w:tcPr>
                 <w:p>
@@ -199,7 +222,6 @@
               <w:tc>
                 <w:tcPr>
                   <w:tcW w:w="0" w:type="auto"/>
-                  <w:shd w:val="clear" w:color="auto" w:fill="auto"/>
                   <w:vAlign w:val="center"/>
                 </w:tcPr>
                 <w:p>
@@ -233,7 +255,6 @@
               <w:bottom w:val="single" w:sz="6" w:space="0" w:color="000000"/>
               <w:right w:val="single" w:sz="6" w:space="0" w:color="000000"/>
             </w:tcBorders>
-            <w:shd w:val="clear" w:color="auto" w:fill="auto"/>
             <w:tcMar>
               <w:top w:w="0" w:type="dxa"/>
               <w:left w:w="30" w:type="dxa"/>
@@ -261,7 +282,6 @@
               <w:bottom w:val="single" w:sz="6" w:space="0" w:color="000000"/>
               <w:right w:val="single" w:sz="6" w:space="0" w:color="000000"/>
             </w:tcBorders>
-            <w:shd w:val="clear" w:color="auto" w:fill="auto"/>
             <w:tcMar>
               <w:top w:w="0" w:type="dxa"/>
               <w:left w:w="30" w:type="dxa"/>
@@ -292,7 +312,25 @@
                 <w:color w:val="808080"/>
                 <w:sz w:val="27"/>
               </w:rPr>
-              <w:t>Blanco Álvarez</w:t>
+              <w:t>xxxxx</w:t>
+            </w:r>
+            <w:r>
+              <w:rPr>
+                <w:rFonts w:ascii="Arial" w:eastAsia="Arial" w:hAnsi="Arial" w:cs="Arial"/>
+                <w:noProof/>
+                <w:color w:val="808080"/>
+                <w:sz w:val="27"/>
+              </w:rPr>
+              <w:t xml:space="preserve"> </w:t>
+            </w:r>
+            <w:r>
+              <w:rPr>
+                <w:rFonts w:ascii="Arial" w:eastAsia="Arial" w:hAnsi="Arial" w:cs="Arial"/>
+                <w:noProof/>
+                <w:color w:val="808080"/>
+                <w:sz w:val="27"/>
+              </w:rPr>
+              <w:t>xxxxxx</w:t>
             </w:r>
           </w:p>
         </w:tc>
@@ -306,7 +344,6 @@
               <w:bottom w:val="single" w:sz="6" w:space="0" w:color="000000"/>
               <w:right w:val="single" w:sz="6" w:space="0" w:color="000000"/>
             </w:tcBorders>
-            <w:shd w:val="clear" w:color="auto" w:fill="auto"/>
             <w:tcMar>
               <w:top w:w="0" w:type="dxa"/>
               <w:left w:w="30" w:type="dxa"/>
@@ -458,7 +495,6 @@
               <w:bottom w:val="single" w:sz="6" w:space="0" w:color="000000"/>
               <w:right w:val="single" w:sz="6" w:space="0" w:color="000000"/>
             </w:tcBorders>
-            <w:shd w:val="clear" w:color="auto" w:fill="auto"/>
             <w:tcMar>
               <w:top w:w="225" w:type="dxa"/>
               <w:left w:w="0" w:type="dxa"/>
@@ -498,7 +534,6 @@
               <w:bottom w:val="single" w:sz="6" w:space="0" w:color="000000"/>
               <w:right w:val="single" w:sz="6" w:space="0" w:color="000000"/>
             </w:tcBorders>
-            <w:shd w:val="clear" w:color="auto" w:fill="auto"/>
             <w:tcMar>
               <w:top w:w="225" w:type="dxa"/>
               <w:left w:w="0" w:type="dxa"/>
@@ -538,7 +573,6 @@
               <w:bottom w:val="single" w:sz="6" w:space="0" w:color="000000"/>
               <w:right w:val="single" w:sz="6" w:space="0" w:color="000000"/>
             </w:tcBorders>
-            <w:shd w:val="clear" w:color="auto" w:fill="auto"/>
             <w:tcMar>
               <w:top w:w="225" w:type="dxa"/>
               <w:left w:w="150" w:type="dxa"/>
@@ -713,7 +747,6 @@
               <w:bottom w:val="single" w:sz="6" w:space="0" w:color="000000"/>
               <w:right w:val="single" w:sz="6" w:space="0" w:color="000000"/>
             </w:tcBorders>
-            <w:shd w:val="clear" w:color="auto" w:fill="auto"/>
             <w:tcMar>
               <w:top w:w="225" w:type="dxa"/>
               <w:left w:w="0" w:type="dxa"/>
@@ -749,7 +782,6 @@
               <w:bottom w:val="single" w:sz="6" w:space="0" w:color="000000"/>
               <w:right w:val="single" w:sz="6" w:space="0" w:color="000000"/>
             </w:tcBorders>
-            <w:shd w:val="clear" w:color="auto" w:fill="auto"/>
             <w:tcMar>
               <w:top w:w="225" w:type="dxa"/>
               <w:left w:w="0" w:type="dxa"/>
@@ -803,7 +835,6 @@
               <w:bottom w:val="single" w:sz="6" w:space="0" w:color="000000"/>
               <w:right w:val="single" w:sz="6" w:space="0" w:color="000000"/>
             </w:tcBorders>
-            <w:shd w:val="clear" w:color="auto" w:fill="auto"/>
             <w:tcMar>
               <w:top w:w="225" w:type="dxa"/>
               <w:left w:w="0" w:type="dxa"/>
@@ -882,7 +913,6 @@
         <w:tc>
           <w:tcPr>
             <w:tcW w:w="100" w:type="auto"/>
-            <w:shd w:val="clear" w:color="auto" w:fill="auto"/>
             <w:vAlign w:val="center"/>
           </w:tcPr>
           <w:p>
@@ -2125,7 +2155,7 @@
 </file>
 
 <file path=word/endnotes.xml><?xml version="1.0" encoding="utf-8"?>
-<w:endnotes xmlns:wpc="http://schemas.microsoft.com/office/word/2010/wordprocessingCanvas" xmlns:cx="http://schemas.microsoft.com/office/drawing/2014/chartex" xmlns:cx1="http://schemas.microsoft.com/office/drawing/2015/9/8/chartex" xmlns:cx2="http://schemas.microsoft.com/office/drawing/2015/10/21/chartex" xmlns:cx3="http://schemas.microsoft.com/office/drawing/2016/5/9/chartex" xmlns:cx4="http://schemas.microsoft.com/office/drawing/2016/5/10/chartex" xmlns:cx5="http://schemas.microsoft.com/office/drawing/2016/5/11/chartex" xmlns:cx6="http://schemas.microsoft.com/office/drawing/2016/5/12/chartex" xmlns:cx7="http://schemas.microsoft.com/office/drawing/2016/5/13/chartex" xmlns:cx8="http://schemas.microsoft.com/office/drawing/2016/5/14/chartex" xmlns:mc="http://schemas.openxmlformats.org/markup-compatibility/2006" xmlns:aink="http://schemas.microsoft.com/office/drawing/2016/ink" xmlns:am3d="http://schemas.microsoft.com/office/drawing/2017/model3d" xmlns:o="urn:schemas-microsoft-com:office:office" xmlns:oel="http://schemas.microsoft.com/office/2019/extlst" xmlns:r="http://schemas.openxmlformats.org/officeDocument/2006/relationships" xmlns:m="http://schemas.openxmlformats.org/officeDocument/2006/math" xmlns:v="urn:schemas-microsoft-com:vml" xmlns:wp14="http://schemas.microsoft.com/office/word/2010/wordprocessingDrawing" xmlns:wp="http://schemas.openxmlformats.org/drawingml/2006/wordprocessingDrawing" xmlns:w10="urn:schemas-microsoft-com:office:word" xmlns:w="http://schemas.openxmlformats.org/wordprocessingml/2006/main" xmlns:w14="http://schemas.microsoft.com/office/word/2010/wordml" xmlns:w15="http://schemas.microsoft.com/office/word/2012/wordml" xmlns:w16cex="http://schemas.microsoft.com/office/word/2018/wordml/cex" xmlns:w16cid="http://schemas.microsoft.com/office/word/2016/wordml/cid" xmlns:w16="http://schemas.microsoft.com/office/word/2018/wordml" xmlns:w16du="http://schemas.microsoft.com/office/word/2023/wordml/word16du" xmlns:w16sdtdh="http://schemas.microsoft.com/office/word/2020/wordml/sdtdatahash" xmlns:w16se="http://schemas.microsoft.com/office/word/2015/wordml/symex" xmlns:wpg="http://schemas.microsoft.com/office/word/2010/wordprocessingGroup" xmlns:wpi="http://schemas.microsoft.com/office/word/2010/wordprocessingInk" xmlns:wne="http://schemas.microsoft.com/office/word/2006/wordml" xmlns:wps="http://schemas.microsoft.com/office/word/2010/wordprocessingShape" mc:Ignorable="w14 w15 w16se w16cid w16 w16cex w16sdtdh w16du wp14">
+<w:endnotes xmlns:wpc="http://schemas.microsoft.com/office/word/2010/wordprocessingCanvas" xmlns:cx="http://schemas.microsoft.com/office/drawing/2014/chartex" xmlns:cx1="http://schemas.microsoft.com/office/drawing/2015/9/8/chartex" xmlns:cx2="http://schemas.microsoft.com/office/drawing/2015/10/21/chartex" xmlns:cx3="http://schemas.microsoft.com/office/drawing/2016/5/9/chartex" xmlns:cx4="http://schemas.microsoft.com/office/drawing/2016/5/10/chartex" xmlns:cx5="http://schemas.microsoft.com/office/drawing/2016/5/11/chartex" xmlns:cx6="http://schemas.microsoft.com/office/drawing/2016/5/12/chartex" xmlns:cx7="http://schemas.microsoft.com/office/drawing/2016/5/13/chartex" xmlns:cx8="http://schemas.microsoft.com/office/drawing/2016/5/14/chartex" xmlns:mc="http://schemas.openxmlformats.org/markup-compatibility/2006" xmlns:aink="http://schemas.microsoft.com/office/drawing/2016/ink" xmlns:am3d="http://schemas.microsoft.com/office/drawing/2017/model3d" xmlns:o="urn:schemas-microsoft-com:office:office" xmlns:oel="http://schemas.microsoft.com/office/2019/extlst" xmlns:r="http://schemas.openxmlformats.org/officeDocument/2006/relationships" xmlns:m="http://schemas.openxmlformats.org/officeDocument/2006/math" xmlns:v="urn:schemas-microsoft-com:vml" xmlns:wp14="http://schemas.microsoft.com/office/word/2010/wordprocessingDrawing" xmlns:wp="http://schemas.openxmlformats.org/drawingml/2006/wordprocessingDrawing" xmlns:w10="urn:schemas-microsoft-com:office:word" xmlns:w="http://schemas.openxmlformats.org/wordprocessingml/2006/main" xmlns:w14="http://schemas.microsoft.com/office/word/2010/wordml" xmlns:w15="http://schemas.microsoft.com/office/word/2012/wordml" xmlns:w16cex="http://schemas.microsoft.com/office/word/2018/wordml/cex" xmlns:w16cid="http://schemas.microsoft.com/office/word/2016/wordml/cid" xmlns:w16="http://schemas.microsoft.com/office/word/2018/wordml" xmlns:w16du="http://schemas.microsoft.com/office/word/2023/wordml/word16du" xmlns:w16sdtdh="http://schemas.microsoft.com/office/word/2020/wordml/sdtdatahash" xmlns:w16sdtfl="http://schemas.microsoft.com/office/word/2024/wordml/sdtformatlock" xmlns:w16se="http://schemas.microsoft.com/office/word/2015/wordml/symex" xmlns:wpg="http://schemas.microsoft.com/office/word/2010/wordprocessingGroup" xmlns:wpi="http://schemas.microsoft.com/office/word/2010/wordprocessingInk" xmlns:wne="http://schemas.microsoft.com/office/word/2006/wordml" xmlns:wps="http://schemas.microsoft.com/office/word/2010/wordprocessingShape" mc:Ignorable="w14 w15 w16se w16cid w16 w16cex w16sdtdh w16sdtfl w16du wp14">
   <w:endnote w:type="separator" w:id="-1">
     <w:p>
       <w:r>
@@ -2144,7 +2174,7 @@
 </file>
 
 <file path=word/footer1.xml><?xml version="1.0" encoding="utf-8"?>
-<w:ftr xmlns:wpc="http://schemas.microsoft.com/office/word/2010/wordprocessingCanvas" xmlns:cx="http://schemas.microsoft.com/office/drawing/2014/chartex" xmlns:cx1="http://schemas.microsoft.com/office/drawing/2015/9/8/chartex" xmlns:cx2="http://schemas.microsoft.com/office/drawing/2015/10/21/chartex" xmlns:cx3="http://schemas.microsoft.com/office/drawing/2016/5/9/chartex" xmlns:cx4="http://schemas.microsoft.com/office/drawing/2016/5/10/chartex" xmlns:cx5="http://schemas.microsoft.com/office/drawing/2016/5/11/chartex" xmlns:cx6="http://schemas.microsoft.com/office/drawing/2016/5/12/chartex" xmlns:cx7="http://schemas.microsoft.com/office/drawing/2016/5/13/chartex" xmlns:cx8="http://schemas.microsoft.com/office/drawing/2016/5/14/chartex" xmlns:mc="http://schemas.openxmlformats.org/markup-compatibility/2006" xmlns:aink="http://schemas.microsoft.com/office/drawing/2016/ink" xmlns:am3d="http://schemas.microsoft.com/office/drawing/2017/model3d" xmlns:o="urn:schemas-microsoft-com:office:office" xmlns:oel="http://schemas.microsoft.com/office/2019/extlst" xmlns:r="http://schemas.openxmlformats.org/officeDocument/2006/relationships" xmlns:m="http://schemas.openxmlformats.org/officeDocument/2006/math" xmlns:v="urn:schemas-microsoft-com:vml" xmlns:wp14="http://schemas.microsoft.com/office/word/2010/wordprocessingDrawing" xmlns:wp="http://schemas.openxmlformats.org/drawingml/2006/wordprocessingDrawing" xmlns:w10="urn:schemas-microsoft-com:office:word" xmlns:w="http://schemas.openxmlformats.org/wordprocessingml/2006/main" xmlns:w14="http://schemas.microsoft.com/office/word/2010/wordml" xmlns:w15="http://schemas.microsoft.com/office/word/2012/wordml" xmlns:w16cex="http://schemas.microsoft.com/office/word/2018/wordml/cex" xmlns:w16cid="http://schemas.microsoft.com/office/word/2016/wordml/cid" xmlns:w16="http://schemas.microsoft.com/office/word/2018/wordml" xmlns:w16du="http://schemas.microsoft.com/office/word/2023/wordml/word16du" xmlns:w16sdtdh="http://schemas.microsoft.com/office/word/2020/wordml/sdtdatahash" xmlns:w16se="http://schemas.microsoft.com/office/word/2015/wordml/symex" xmlns:wpg="http://schemas.microsoft.com/office/word/2010/wordprocessingGroup" xmlns:wpi="http://schemas.microsoft.com/office/word/2010/wordprocessingInk" xmlns:wne="http://schemas.microsoft.com/office/word/2006/wordml" xmlns:wps="http://schemas.microsoft.com/office/word/2010/wordprocessingShape" mc:Ignorable="w14 w15 w16se w16cid w16 w16cex w16sdtdh w16du wp14">
+<w:ftr xmlns:wpc="http://schemas.microsoft.com/office/word/2010/wordprocessingCanvas" xmlns:cx="http://schemas.microsoft.com/office/drawing/2014/chartex" xmlns:cx1="http://schemas.microsoft.com/office/drawing/2015/9/8/chartex" xmlns:cx2="http://schemas.microsoft.com/office/drawing/2015/10/21/chartex" xmlns:cx3="http://schemas.microsoft.com/office/drawing/2016/5/9/chartex" xmlns:cx4="http://schemas.microsoft.com/office/drawing/2016/5/10/chartex" xmlns:cx5="http://schemas.microsoft.com/office/drawing/2016/5/11/chartex" xmlns:cx6="http://schemas.microsoft.com/office/drawing/2016/5/12/chartex" xmlns:cx7="http://schemas.microsoft.com/office/drawing/2016/5/13/chartex" xmlns:cx8="http://schemas.microsoft.com/office/drawing/2016/5/14/chartex" xmlns:mc="http://schemas.openxmlformats.org/markup-compatibility/2006" xmlns:aink="http://schemas.microsoft.com/office/drawing/2016/ink" xmlns:am3d="http://schemas.microsoft.com/office/drawing/2017/model3d" xmlns:o="urn:schemas-microsoft-com:office:office" xmlns:oel="http://schemas.microsoft.com/office/2019/extlst" xmlns:r="http://schemas.openxmlformats.org/officeDocument/2006/relationships" xmlns:m="http://schemas.openxmlformats.org/officeDocument/2006/math" xmlns:v="urn:schemas-microsoft-com:vml" xmlns:wp14="http://schemas.microsoft.com/office/word/2010/wordprocessingDrawing" xmlns:wp="http://schemas.openxmlformats.org/drawingml/2006/wordprocessingDrawing" xmlns:w10="urn:schemas-microsoft-com:office:word" xmlns:w="http://schemas.openxmlformats.org/wordprocessingml/2006/main" xmlns:w14="http://schemas.microsoft.com/office/word/2010/wordml" xmlns:w15="http://schemas.microsoft.com/office/word/2012/wordml" xmlns:w16cex="http://schemas.microsoft.com/office/word/2018/wordml/cex" xmlns:w16cid="http://schemas.microsoft.com/office/word/2016/wordml/cid" xmlns:w16="http://schemas.microsoft.com/office/word/2018/wordml" xmlns:w16du="http://schemas.microsoft.com/office/word/2023/wordml/word16du" xmlns:w16sdtdh="http://schemas.microsoft.com/office/word/2020/wordml/sdtdatahash" xmlns:w16sdtfl="http://schemas.microsoft.com/office/word/2024/wordml/sdtformatlock" xmlns:w16se="http://schemas.microsoft.com/office/word/2015/wordml/symex" xmlns:wpg="http://schemas.microsoft.com/office/word/2010/wordprocessingGroup" xmlns:wpi="http://schemas.microsoft.com/office/word/2010/wordprocessingInk" xmlns:wne="http://schemas.microsoft.com/office/word/2006/wordml" xmlns:wps="http://schemas.microsoft.com/office/word/2010/wordprocessingShape" mc:Ignorable="w14 w15 w16se w16cid w16 w16cex w16sdtdh w16sdtfl w16du wp14">
   <w:p>
     <w:pPr>
       <w:pStyle w:val="EstiloPie"/>
@@ -2168,13 +2198,13 @@
 </file>
 
 <file path=word/footer2.xml><?xml version="1.0" encoding="utf-8"?>
-<w:ftr xmlns:wpc="http://schemas.microsoft.com/office/word/2010/wordprocessingCanvas" xmlns:cx="http://schemas.microsoft.com/office/drawing/2014/chartex" xmlns:cx1="http://schemas.microsoft.com/office/drawing/2015/9/8/chartex" xmlns:cx2="http://schemas.microsoft.com/office/drawing/2015/10/21/chartex" xmlns:cx3="http://schemas.microsoft.com/office/drawing/2016/5/9/chartex" xmlns:cx4="http://schemas.microsoft.com/office/drawing/2016/5/10/chartex" xmlns:cx5="http://schemas.microsoft.com/office/drawing/2016/5/11/chartex" xmlns:cx6="http://schemas.microsoft.com/office/drawing/2016/5/12/chartex" xmlns:cx7="http://schemas.microsoft.com/office/drawing/2016/5/13/chartex" xmlns:cx8="http://schemas.microsoft.com/office/drawing/2016/5/14/chartex" xmlns:mc="http://schemas.openxmlformats.org/markup-compatibility/2006" xmlns:aink="http://schemas.microsoft.com/office/drawing/2016/ink" xmlns:am3d="http://schemas.microsoft.com/office/drawing/2017/model3d" xmlns:o="urn:schemas-microsoft-com:office:office" xmlns:oel="http://schemas.microsoft.com/office/2019/extlst" xmlns:r="http://schemas.openxmlformats.org/officeDocument/2006/relationships" xmlns:m="http://schemas.openxmlformats.org/officeDocument/2006/math" xmlns:v="urn:schemas-microsoft-com:vml" xmlns:wp14="http://schemas.microsoft.com/office/word/2010/wordprocessingDrawing" xmlns:wp="http://schemas.openxmlformats.org/drawingml/2006/wordprocessingDrawing" xmlns:w10="urn:schemas-microsoft-com:office:word" xmlns:w="http://schemas.openxmlformats.org/wordprocessingml/2006/main" xmlns:w14="http://schemas.microsoft.com/office/word/2010/wordml" xmlns:w15="http://schemas.microsoft.com/office/word/2012/wordml" xmlns:w16cex="http://schemas.microsoft.com/office/word/2018/wordml/cex" xmlns:w16cid="http://schemas.microsoft.com/office/word/2016/wordml/cid" xmlns:w16="http://schemas.microsoft.com/office/word/2018/wordml" xmlns:w16du="http://schemas.microsoft.com/office/word/2023/wordml/word16du" xmlns:w16sdtdh="http://schemas.microsoft.com/office/word/2020/wordml/sdtdatahash" xmlns:w16se="http://schemas.microsoft.com/office/word/2015/wordml/symex" xmlns:wpg="http://schemas.microsoft.com/office/word/2010/wordprocessingGroup" xmlns:wpi="http://schemas.microsoft.com/office/word/2010/wordprocessingInk" xmlns:wne="http://schemas.microsoft.com/office/word/2006/wordml" xmlns:wps="http://schemas.microsoft.com/office/word/2010/wordprocessingShape" mc:Ignorable="w14 w15 w16se w16cid w16 w16cex w16sdtdh w16du wp14">
+<w:ftr xmlns:wpc="http://schemas.microsoft.com/office/word/2010/wordprocessingCanvas" xmlns:cx="http://schemas.microsoft.com/office/drawing/2014/chartex" xmlns:cx1="http://schemas.microsoft.com/office/drawing/2015/9/8/chartex" xmlns:cx2="http://schemas.microsoft.com/office/drawing/2015/10/21/chartex" xmlns:cx3="http://schemas.microsoft.com/office/drawing/2016/5/9/chartex" xmlns:cx4="http://schemas.microsoft.com/office/drawing/2016/5/10/chartex" xmlns:cx5="http://schemas.microsoft.com/office/drawing/2016/5/11/chartex" xmlns:cx6="http://schemas.microsoft.com/office/drawing/2016/5/12/chartex" xmlns:cx7="http://schemas.microsoft.com/office/drawing/2016/5/13/chartex" xmlns:cx8="http://schemas.microsoft.com/office/drawing/2016/5/14/chartex" xmlns:mc="http://schemas.openxmlformats.org/markup-compatibility/2006" xmlns:aink="http://schemas.microsoft.com/office/drawing/2016/ink" xmlns:am3d="http://schemas.microsoft.com/office/drawing/2017/model3d" xmlns:o="urn:schemas-microsoft-com:office:office" xmlns:oel="http://schemas.microsoft.com/office/2019/extlst" xmlns:r="http://schemas.openxmlformats.org/officeDocument/2006/relationships" xmlns:m="http://schemas.openxmlformats.org/officeDocument/2006/math" xmlns:v="urn:schemas-microsoft-com:vml" xmlns:wp14="http://schemas.microsoft.com/office/word/2010/wordprocessingDrawing" xmlns:wp="http://schemas.openxmlformats.org/drawingml/2006/wordprocessingDrawing" xmlns:w10="urn:schemas-microsoft-com:office:word" xmlns:w="http://schemas.openxmlformats.org/wordprocessingml/2006/main" xmlns:w14="http://schemas.microsoft.com/office/word/2010/wordml" xmlns:w15="http://schemas.microsoft.com/office/word/2012/wordml" xmlns:w16cex="http://schemas.microsoft.com/office/word/2018/wordml/cex" xmlns:w16cid="http://schemas.microsoft.com/office/word/2016/wordml/cid" xmlns:w16="http://schemas.microsoft.com/office/word/2018/wordml" xmlns:w16du="http://schemas.microsoft.com/office/word/2023/wordml/word16du" xmlns:w16sdtdh="http://schemas.microsoft.com/office/word/2020/wordml/sdtdatahash" xmlns:w16sdtfl="http://schemas.microsoft.com/office/word/2024/wordml/sdtformatlock" xmlns:w16se="http://schemas.microsoft.com/office/word/2015/wordml/symex" xmlns:wpg="http://schemas.microsoft.com/office/word/2010/wordprocessingGroup" xmlns:wpi="http://schemas.microsoft.com/office/word/2010/wordprocessingInk" xmlns:wne="http://schemas.microsoft.com/office/word/2006/wordml" xmlns:wps="http://schemas.microsoft.com/office/word/2010/wordprocessingShape" mc:Ignorable="w14 w15 w16se w16cid w16 w16cex w16sdtdh w16sdtfl w16du wp14">
   <w:p/>
 </w:ftr>
 </file>
 
 <file path=word/footer3.xml><?xml version="1.0" encoding="utf-8"?>
-<w:ftr xmlns:wpc="http://schemas.microsoft.com/office/word/2010/wordprocessingCanvas" xmlns:cx="http://schemas.microsoft.com/office/drawing/2014/chartex" xmlns:cx1="http://schemas.microsoft.com/office/drawing/2015/9/8/chartex" xmlns:cx2="http://schemas.microsoft.com/office/drawing/2015/10/21/chartex" xmlns:cx3="http://schemas.microsoft.com/office/drawing/2016/5/9/chartex" xmlns:cx4="http://schemas.microsoft.com/office/drawing/2016/5/10/chartex" xmlns:cx5="http://schemas.microsoft.com/office/drawing/2016/5/11/chartex" xmlns:cx6="http://schemas.microsoft.com/office/drawing/2016/5/12/chartex" xmlns:cx7="http://schemas.microsoft.com/office/drawing/2016/5/13/chartex" xmlns:cx8="http://schemas.microsoft.com/office/drawing/2016/5/14/chartex" xmlns:mc="http://schemas.openxmlformats.org/markup-compatibility/2006" xmlns:aink="http://schemas.microsoft.com/office/drawing/2016/ink" xmlns:am3d="http://schemas.microsoft.com/office/drawing/2017/model3d" xmlns:o="urn:schemas-microsoft-com:office:office" xmlns:oel="http://schemas.microsoft.com/office/2019/extlst" xmlns:r="http://schemas.openxmlformats.org/officeDocument/2006/relationships" xmlns:m="http://schemas.openxmlformats.org/officeDocument/2006/math" xmlns:v="urn:schemas-microsoft-com:vml" xmlns:wp14="http://schemas.microsoft.com/office/word/2010/wordprocessingDrawing" xmlns:wp="http://schemas.openxmlformats.org/drawingml/2006/wordprocessingDrawing" xmlns:w10="urn:schemas-microsoft-com:office:word" xmlns:w="http://schemas.openxmlformats.org/wordprocessingml/2006/main" xmlns:w14="http://schemas.microsoft.com/office/word/2010/wordml" xmlns:w15="http://schemas.microsoft.com/office/word/2012/wordml" xmlns:w16cex="http://schemas.microsoft.com/office/word/2018/wordml/cex" xmlns:w16cid="http://schemas.microsoft.com/office/word/2016/wordml/cid" xmlns:w16="http://schemas.microsoft.com/office/word/2018/wordml" xmlns:w16du="http://schemas.microsoft.com/office/word/2023/wordml/word16du" xmlns:w16sdtdh="http://schemas.microsoft.com/office/word/2020/wordml/sdtdatahash" xmlns:w16se="http://schemas.microsoft.com/office/word/2015/wordml/symex" xmlns:wpg="http://schemas.microsoft.com/office/word/2010/wordprocessingGroup" xmlns:wpi="http://schemas.microsoft.com/office/word/2010/wordprocessingInk" xmlns:wne="http://schemas.microsoft.com/office/word/2006/wordml" xmlns:wps="http://schemas.microsoft.com/office/word/2010/wordprocessingShape" mc:Ignorable="w14 w15 w16se w16cid w16 w16cex w16sdtdh w16du wp14">
+<w:ftr xmlns:wpc="http://schemas.microsoft.com/office/word/2010/wordprocessingCanvas" xmlns:cx="http://schemas.microsoft.com/office/drawing/2014/chartex" xmlns:cx1="http://schemas.microsoft.com/office/drawing/2015/9/8/chartex" xmlns:cx2="http://schemas.microsoft.com/office/drawing/2015/10/21/chartex" xmlns:cx3="http://schemas.microsoft.com/office/drawing/2016/5/9/chartex" xmlns:cx4="http://schemas.microsoft.com/office/drawing/2016/5/10/chartex" xmlns:cx5="http://schemas.microsoft.com/office/drawing/2016/5/11/chartex" xmlns:cx6="http://schemas.microsoft.com/office/drawing/2016/5/12/chartex" xmlns:cx7="http://schemas.microsoft.com/office/drawing/2016/5/13/chartex" xmlns:cx8="http://schemas.microsoft.com/office/drawing/2016/5/14/chartex" xmlns:mc="http://schemas.openxmlformats.org/markup-compatibility/2006" xmlns:aink="http://schemas.microsoft.com/office/drawing/2016/ink" xmlns:am3d="http://schemas.microsoft.com/office/drawing/2017/model3d" xmlns:o="urn:schemas-microsoft-com:office:office" xmlns:oel="http://schemas.microsoft.com/office/2019/extlst" xmlns:r="http://schemas.openxmlformats.org/officeDocument/2006/relationships" xmlns:m="http://schemas.openxmlformats.org/officeDocument/2006/math" xmlns:v="urn:schemas-microsoft-com:vml" xmlns:wp14="http://schemas.microsoft.com/office/word/2010/wordprocessingDrawing" xmlns:wp="http://schemas.openxmlformats.org/drawingml/2006/wordprocessingDrawing" xmlns:w10="urn:schemas-microsoft-com:office:word" xmlns:w="http://schemas.openxmlformats.org/wordprocessingml/2006/main" xmlns:w14="http://schemas.microsoft.com/office/word/2010/wordml" xmlns:w15="http://schemas.microsoft.com/office/word/2012/wordml" xmlns:w16cex="http://schemas.microsoft.com/office/word/2018/wordml/cex" xmlns:w16cid="http://schemas.microsoft.com/office/word/2016/wordml/cid" xmlns:w16="http://schemas.microsoft.com/office/word/2018/wordml" xmlns:w16du="http://schemas.microsoft.com/office/word/2023/wordml/word16du" xmlns:w16sdtdh="http://schemas.microsoft.com/office/word/2020/wordml/sdtdatahash" xmlns:w16sdtfl="http://schemas.microsoft.com/office/word/2024/wordml/sdtformatlock" xmlns:w16se="http://schemas.microsoft.com/office/word/2015/wordml/symex" xmlns:wpg="http://schemas.microsoft.com/office/word/2010/wordprocessingGroup" xmlns:wpi="http://schemas.microsoft.com/office/word/2010/wordprocessingInk" xmlns:wne="http://schemas.microsoft.com/office/word/2006/wordml" xmlns:wps="http://schemas.microsoft.com/office/word/2010/wordprocessingShape" mc:Ignorable="w14 w15 w16se w16cid w16 w16cex w16sdtdh w16sdtfl w16du wp14">
   <w:p/>
   <w:p>
     <w:r>
@@ -2203,13 +2233,13 @@
 </file>
 
 <file path=word/footer4.xml><?xml version="1.0" encoding="utf-8"?>
-<w:ftr xmlns:wpc="http://schemas.microsoft.com/office/word/2010/wordprocessingCanvas" xmlns:cx="http://schemas.microsoft.com/office/drawing/2014/chartex" xmlns:cx1="http://schemas.microsoft.com/office/drawing/2015/9/8/chartex" xmlns:cx2="http://schemas.microsoft.com/office/drawing/2015/10/21/chartex" xmlns:cx3="http://schemas.microsoft.com/office/drawing/2016/5/9/chartex" xmlns:cx4="http://schemas.microsoft.com/office/drawing/2016/5/10/chartex" xmlns:cx5="http://schemas.microsoft.com/office/drawing/2016/5/11/chartex" xmlns:cx6="http://schemas.microsoft.com/office/drawing/2016/5/12/chartex" xmlns:cx7="http://schemas.microsoft.com/office/drawing/2016/5/13/chartex" xmlns:cx8="http://schemas.microsoft.com/office/drawing/2016/5/14/chartex" xmlns:mc="http://schemas.openxmlformats.org/markup-compatibility/2006" xmlns:aink="http://schemas.microsoft.com/office/drawing/2016/ink" xmlns:am3d="http://schemas.microsoft.com/office/drawing/2017/model3d" xmlns:o="urn:schemas-microsoft-com:office:office" xmlns:oel="http://schemas.microsoft.com/office/2019/extlst" xmlns:r="http://schemas.openxmlformats.org/officeDocument/2006/relationships" xmlns:m="http://schemas.openxmlformats.org/officeDocument/2006/math" xmlns:v="urn:schemas-microsoft-com:vml" xmlns:wp14="http://schemas.microsoft.com/office/word/2010/wordprocessingDrawing" xmlns:wp="http://schemas.openxmlformats.org/drawingml/2006/wordprocessingDrawing" xmlns:w10="urn:schemas-microsoft-com:office:word" xmlns:w="http://schemas.openxmlformats.org/wordprocessingml/2006/main" xmlns:w14="http://schemas.microsoft.com/office/word/2010/wordml" xmlns:w15="http://schemas.microsoft.com/office/word/2012/wordml" xmlns:w16cex="http://schemas.microsoft.com/office/word/2018/wordml/cex" xmlns:w16cid="http://schemas.microsoft.com/office/word/2016/wordml/cid" xmlns:w16="http://schemas.microsoft.com/office/word/2018/wordml" xmlns:w16du="http://schemas.microsoft.com/office/word/2023/wordml/word16du" xmlns:w16sdtdh="http://schemas.microsoft.com/office/word/2020/wordml/sdtdatahash" xmlns:w16se="http://schemas.microsoft.com/office/word/2015/wordml/symex" xmlns:wpg="http://schemas.microsoft.com/office/word/2010/wordprocessingGroup" xmlns:wpi="http://schemas.microsoft.com/office/word/2010/wordprocessingInk" xmlns:wne="http://schemas.microsoft.com/office/word/2006/wordml" xmlns:wps="http://schemas.microsoft.com/office/word/2010/wordprocessingShape" mc:Ignorable="w14 w15 w16se w16cid w16 w16cex w16sdtdh w16du wp14">
+<w:ftr xmlns:wpc="http://schemas.microsoft.com/office/word/2010/wordprocessingCanvas" xmlns:cx="http://schemas.microsoft.com/office/drawing/2014/chartex" xmlns:cx1="http://schemas.microsoft.com/office/drawing/2015/9/8/chartex" xmlns:cx2="http://schemas.microsoft.com/office/drawing/2015/10/21/chartex" xmlns:cx3="http://schemas.microsoft.com/office/drawing/2016/5/9/chartex" xmlns:cx4="http://schemas.microsoft.com/office/drawing/2016/5/10/chartex" xmlns:cx5="http://schemas.microsoft.com/office/drawing/2016/5/11/chartex" xmlns:cx6="http://schemas.microsoft.com/office/drawing/2016/5/12/chartex" xmlns:cx7="http://schemas.microsoft.com/office/drawing/2016/5/13/chartex" xmlns:cx8="http://schemas.microsoft.com/office/drawing/2016/5/14/chartex" xmlns:mc="http://schemas.openxmlformats.org/markup-compatibility/2006" xmlns:aink="http://schemas.microsoft.com/office/drawing/2016/ink" xmlns:am3d="http://schemas.microsoft.com/office/drawing/2017/model3d" xmlns:o="urn:schemas-microsoft-com:office:office" xmlns:oel="http://schemas.microsoft.com/office/2019/extlst" xmlns:r="http://schemas.openxmlformats.org/officeDocument/2006/relationships" xmlns:m="http://schemas.openxmlformats.org/officeDocument/2006/math" xmlns:v="urn:schemas-microsoft-com:vml" xmlns:wp14="http://schemas.microsoft.com/office/word/2010/wordprocessingDrawing" xmlns:wp="http://schemas.openxmlformats.org/drawingml/2006/wordprocessingDrawing" xmlns:w10="urn:schemas-microsoft-com:office:word" xmlns:w="http://schemas.openxmlformats.org/wordprocessingml/2006/main" xmlns:w14="http://schemas.microsoft.com/office/word/2010/wordml" xmlns:w15="http://schemas.microsoft.com/office/word/2012/wordml" xmlns:w16cex="http://schemas.microsoft.com/office/word/2018/wordml/cex" xmlns:w16cid="http://schemas.microsoft.com/office/word/2016/wordml/cid" xmlns:w16="http://schemas.microsoft.com/office/word/2018/wordml" xmlns:w16du="http://schemas.microsoft.com/office/word/2023/wordml/word16du" xmlns:w16sdtdh="http://schemas.microsoft.com/office/word/2020/wordml/sdtdatahash" xmlns:w16sdtfl="http://schemas.microsoft.com/office/word/2024/wordml/sdtformatlock" xmlns:w16se="http://schemas.microsoft.com/office/word/2015/wordml/symex" xmlns:wpg="http://schemas.microsoft.com/office/word/2010/wordprocessingGroup" xmlns:wpi="http://schemas.microsoft.com/office/word/2010/wordprocessingInk" xmlns:wne="http://schemas.microsoft.com/office/word/2006/wordml" xmlns:wps="http://schemas.microsoft.com/office/word/2010/wordprocessingShape" mc:Ignorable="w14 w15 w16se w16cid w16 w16cex w16sdtdh w16sdtfl w16du wp14">
   <w:p/>
 </w:ftr>
 </file>
 
 <file path=word/footnotes.xml><?xml version="1.0" encoding="utf-8"?>
-<w:footnotes xmlns:wpc="http://schemas.microsoft.com/office/word/2010/wordprocessingCanvas" xmlns:cx="http://schemas.microsoft.com/office/drawing/2014/chartex" xmlns:cx1="http://schemas.microsoft.com/office/drawing/2015/9/8/chartex" xmlns:cx2="http://schemas.microsoft.com/office/drawing/2015/10/21/chartex" xmlns:cx3="http://schemas.microsoft.com/office/drawing/2016/5/9/chartex" xmlns:cx4="http://schemas.microsoft.com/office/drawing/2016/5/10/chartex" xmlns:cx5="http://schemas.microsoft.com/office/drawing/2016/5/11/chartex" xmlns:cx6="http://schemas.microsoft.com/office/drawing/2016/5/12/chartex" xmlns:cx7="http://schemas.microsoft.com/office/drawing/2016/5/13/chartex" xmlns:cx8="http://schemas.microsoft.com/office/drawing/2016/5/14/chartex" xmlns:mc="http://schemas.openxmlformats.org/markup-compatibility/2006" xmlns:aink="http://schemas.microsoft.com/office/drawing/2016/ink" xmlns:am3d="http://schemas.microsoft.com/office/drawing/2017/model3d" xmlns:o="urn:schemas-microsoft-com:office:office" xmlns:oel="http://schemas.microsoft.com/office/2019/extlst" xmlns:r="http://schemas.openxmlformats.org/officeDocument/2006/relationships" xmlns:m="http://schemas.openxmlformats.org/officeDocument/2006/math" xmlns:v="urn:schemas-microsoft-com:vml" xmlns:wp14="http://schemas.microsoft.com/office/word/2010/wordprocessingDrawing" xmlns:wp="http://schemas.openxmlformats.org/drawingml/2006/wordprocessingDrawing" xmlns:w10="urn:schemas-microsoft-com:office:word" xmlns:w="http://schemas.openxmlformats.org/wordprocessingml/2006/main" xmlns:w14="http://schemas.microsoft.com/office/word/2010/wordml" xmlns:w15="http://schemas.microsoft.com/office/word/2012/wordml" xmlns:w16cex="http://schemas.microsoft.com/office/word/2018/wordml/cex" xmlns:w16cid="http://schemas.microsoft.com/office/word/2016/wordml/cid" xmlns:w16="http://schemas.microsoft.com/office/word/2018/wordml" xmlns:w16du="http://schemas.microsoft.com/office/word/2023/wordml/word16du" xmlns:w16sdtdh="http://schemas.microsoft.com/office/word/2020/wordml/sdtdatahash" xmlns:w16se="http://schemas.microsoft.com/office/word/2015/wordml/symex" xmlns:wpg="http://schemas.microsoft.com/office/word/2010/wordprocessingGroup" xmlns:wpi="http://schemas.microsoft.com/office/word/2010/wordprocessingInk" xmlns:wne="http://schemas.microsoft.com/office/word/2006/wordml" xmlns:wps="http://schemas.microsoft.com/office/word/2010/wordprocessingShape" mc:Ignorable="w14 w15 w16se w16cid w16 w16cex w16sdtdh w16du wp14">
+<w:footnotes xmlns:wpc="http://schemas.microsoft.com/office/word/2010/wordprocessingCanvas" xmlns:cx="http://schemas.microsoft.com/office/drawing/2014/chartex" xmlns:cx1="http://schemas.microsoft.com/office/drawing/2015/9/8/chartex" xmlns:cx2="http://schemas.microsoft.com/office/drawing/2015/10/21/chartex" xmlns:cx3="http://schemas.microsoft.com/office/drawing/2016/5/9/chartex" xmlns:cx4="http://schemas.microsoft.com/office/drawing/2016/5/10/chartex" xmlns:cx5="http://schemas.microsoft.com/office/drawing/2016/5/11/chartex" xmlns:cx6="http://schemas.microsoft.com/office/drawing/2016/5/12/chartex" xmlns:cx7="http://schemas.microsoft.com/office/drawing/2016/5/13/chartex" xmlns:cx8="http://schemas.microsoft.com/office/drawing/2016/5/14/chartex" xmlns:mc="http://schemas.openxmlformats.org/markup-compatibility/2006" xmlns:aink="http://schemas.microsoft.com/office/drawing/2016/ink" xmlns:am3d="http://schemas.microsoft.com/office/drawing/2017/model3d" xmlns:o="urn:schemas-microsoft-com:office:office" xmlns:oel="http://schemas.microsoft.com/office/2019/extlst" xmlns:r="http://schemas.openxmlformats.org/officeDocument/2006/relationships" xmlns:m="http://schemas.openxmlformats.org/officeDocument/2006/math" xmlns:v="urn:schemas-microsoft-com:vml" xmlns:wp14="http://schemas.microsoft.com/office/word/2010/wordprocessingDrawing" xmlns:wp="http://schemas.openxmlformats.org/drawingml/2006/wordprocessingDrawing" xmlns:w10="urn:schemas-microsoft-com:office:word" xmlns:w="http://schemas.openxmlformats.org/wordprocessingml/2006/main" xmlns:w14="http://schemas.microsoft.com/office/word/2010/wordml" xmlns:w15="http://schemas.microsoft.com/office/word/2012/wordml" xmlns:w16cex="http://schemas.microsoft.com/office/word/2018/wordml/cex" xmlns:w16cid="http://schemas.microsoft.com/office/word/2016/wordml/cid" xmlns:w16="http://schemas.microsoft.com/office/word/2018/wordml" xmlns:w16du="http://schemas.microsoft.com/office/word/2023/wordml/word16du" xmlns:w16sdtdh="http://schemas.microsoft.com/office/word/2020/wordml/sdtdatahash" xmlns:w16sdtfl="http://schemas.microsoft.com/office/word/2024/wordml/sdtformatlock" xmlns:w16se="http://schemas.microsoft.com/office/word/2015/wordml/symex" xmlns:wpg="http://schemas.microsoft.com/office/word/2010/wordprocessingGroup" xmlns:wpi="http://schemas.microsoft.com/office/word/2010/wordprocessingInk" xmlns:wne="http://schemas.microsoft.com/office/word/2006/wordml" xmlns:wps="http://schemas.microsoft.com/office/word/2010/wordprocessingShape" mc:Ignorable="w14 w15 w16se w16cid w16 w16cex w16sdtdh w16sdtfl w16du wp14">
   <w:footnote w:type="separator" w:id="-1">
     <w:p>
       <w:r>
@@ -2228,13 +2258,13 @@
 </file>
 
 <file path=word/header1.xml><?xml version="1.0" encoding="utf-8"?>
-<w:hdr xmlns:wpc="http://schemas.microsoft.com/office/word/2010/wordprocessingCanvas" xmlns:cx="http://schemas.microsoft.com/office/drawing/2014/chartex" xmlns:cx1="http://schemas.microsoft.com/office/drawing/2015/9/8/chartex" xmlns:cx2="http://schemas.microsoft.com/office/drawing/2015/10/21/chartex" xmlns:cx3="http://schemas.microsoft.com/office/drawing/2016/5/9/chartex" xmlns:cx4="http://schemas.microsoft.com/office/drawing/2016/5/10/chartex" xmlns:cx5="http://schemas.microsoft.com/office/drawing/2016/5/11/chartex" xmlns:cx6="http://schemas.microsoft.com/office/drawing/2016/5/12/chartex" xmlns:cx7="http://schemas.microsoft.com/office/drawing/2016/5/13/chartex" xmlns:cx8="http://schemas.microsoft.com/office/drawing/2016/5/14/chartex" xmlns:mc="http://schemas.openxmlformats.org/markup-compatibility/2006" xmlns:aink="http://schemas.microsoft.com/office/drawing/2016/ink" xmlns:am3d="http://schemas.microsoft.com/office/drawing/2017/model3d" xmlns:o="urn:schemas-microsoft-com:office:office" xmlns:oel="http://schemas.microsoft.com/office/2019/extlst" xmlns:r="http://schemas.openxmlformats.org/officeDocument/2006/relationships" xmlns:m="http://schemas.openxmlformats.org/officeDocument/2006/math" xmlns:v="urn:schemas-microsoft-com:vml" xmlns:wp14="http://schemas.microsoft.com/office/word/2010/wordprocessingDrawing" xmlns:wp="http://schemas.openxmlformats.org/drawingml/2006/wordprocessingDrawing" xmlns:w10="urn:schemas-microsoft-com:office:word" xmlns:w="http://schemas.openxmlformats.org/wordprocessingml/2006/main" xmlns:w14="http://schemas.microsoft.com/office/word/2010/wordml" xmlns:w15="http://schemas.microsoft.com/office/word/2012/wordml" xmlns:w16cex="http://schemas.microsoft.com/office/word/2018/wordml/cex" xmlns:w16cid="http://schemas.microsoft.com/office/word/2016/wordml/cid" xmlns:w16="http://schemas.microsoft.com/office/word/2018/wordml" xmlns:w16du="http://schemas.microsoft.com/office/word/2023/wordml/word16du" xmlns:w16sdtdh="http://schemas.microsoft.com/office/word/2020/wordml/sdtdatahash" xmlns:w16se="http://schemas.microsoft.com/office/word/2015/wordml/symex" xmlns:wpg="http://schemas.microsoft.com/office/word/2010/wordprocessingGroup" xmlns:wpi="http://schemas.microsoft.com/office/word/2010/wordprocessingInk" xmlns:wne="http://schemas.microsoft.com/office/word/2006/wordml" xmlns:wps="http://schemas.microsoft.com/office/word/2010/wordprocessingShape" mc:Ignorable="w14 w15 w16se w16cid w16 w16cex w16sdtdh w16du wp14">
+<w:hdr xmlns:wpc="http://schemas.microsoft.com/office/word/2010/wordprocessingCanvas" xmlns:cx="http://schemas.microsoft.com/office/drawing/2014/chartex" xmlns:cx1="http://schemas.microsoft.com/office/drawing/2015/9/8/chartex" xmlns:cx2="http://schemas.microsoft.com/office/drawing/2015/10/21/chartex" xmlns:cx3="http://schemas.microsoft.com/office/drawing/2016/5/9/chartex" xmlns:cx4="http://schemas.microsoft.com/office/drawing/2016/5/10/chartex" xmlns:cx5="http://schemas.microsoft.com/office/drawing/2016/5/11/chartex" xmlns:cx6="http://schemas.microsoft.com/office/drawing/2016/5/12/chartex" xmlns:cx7="http://schemas.microsoft.com/office/drawing/2016/5/13/chartex" xmlns:cx8="http://schemas.microsoft.com/office/drawing/2016/5/14/chartex" xmlns:mc="http://schemas.openxmlformats.org/markup-compatibility/2006" xmlns:aink="http://schemas.microsoft.com/office/drawing/2016/ink" xmlns:am3d="http://schemas.microsoft.com/office/drawing/2017/model3d" xmlns:o="urn:schemas-microsoft-com:office:office" xmlns:oel="http://schemas.microsoft.com/office/2019/extlst" xmlns:r="http://schemas.openxmlformats.org/officeDocument/2006/relationships" xmlns:m="http://schemas.openxmlformats.org/officeDocument/2006/math" xmlns:v="urn:schemas-microsoft-com:vml" xmlns:wp14="http://schemas.microsoft.com/office/word/2010/wordprocessingDrawing" xmlns:wp="http://schemas.openxmlformats.org/drawingml/2006/wordprocessingDrawing" xmlns:w10="urn:schemas-microsoft-com:office:word" xmlns:w="http://schemas.openxmlformats.org/wordprocessingml/2006/main" xmlns:w14="http://schemas.microsoft.com/office/word/2010/wordml" xmlns:w15="http://schemas.microsoft.com/office/word/2012/wordml" xmlns:w16cex="http://schemas.microsoft.com/office/word/2018/wordml/cex" xmlns:w16cid="http://schemas.microsoft.com/office/word/2016/wordml/cid" xmlns:w16="http://schemas.microsoft.com/office/word/2018/wordml" xmlns:w16du="http://schemas.microsoft.com/office/word/2023/wordml/word16du" xmlns:w16sdtdh="http://schemas.microsoft.com/office/word/2020/wordml/sdtdatahash" xmlns:w16sdtfl="http://schemas.microsoft.com/office/word/2024/wordml/sdtformatlock" xmlns:w16se="http://schemas.microsoft.com/office/word/2015/wordml/symex" xmlns:wpg="http://schemas.microsoft.com/office/word/2010/wordprocessingGroup" xmlns:wpi="http://schemas.microsoft.com/office/word/2010/wordprocessingInk" xmlns:wne="http://schemas.microsoft.com/office/word/2006/wordml" xmlns:wps="http://schemas.microsoft.com/office/word/2010/wordprocessingShape" mc:Ignorable="w14 w15 w16se w16cid w16 w16cex w16sdtdh w16sdtfl w16du wp14">
   <w:p/>
 </w:hdr>
 </file>
 
 <file path=word/header2.xml><?xml version="1.0" encoding="utf-8"?>
-<w:hdr xmlns:wpc="http://schemas.microsoft.com/office/word/2010/wordprocessingCanvas" xmlns:cx="http://schemas.microsoft.com/office/drawing/2014/chartex" xmlns:cx1="http://schemas.microsoft.com/office/drawing/2015/9/8/chartex" xmlns:cx2="http://schemas.microsoft.com/office/drawing/2015/10/21/chartex" xmlns:cx3="http://schemas.microsoft.com/office/drawing/2016/5/9/chartex" xmlns:cx4="http://schemas.microsoft.com/office/drawing/2016/5/10/chartex" xmlns:cx5="http://schemas.microsoft.com/office/drawing/2016/5/11/chartex" xmlns:cx6="http://schemas.microsoft.com/office/drawing/2016/5/12/chartex" xmlns:cx7="http://schemas.microsoft.com/office/drawing/2016/5/13/chartex" xmlns:cx8="http://schemas.microsoft.com/office/drawing/2016/5/14/chartex" xmlns:mc="http://schemas.openxmlformats.org/markup-compatibility/2006" xmlns:aink="http://schemas.microsoft.com/office/drawing/2016/ink" xmlns:am3d="http://schemas.microsoft.com/office/drawing/2017/model3d" xmlns:o="urn:schemas-microsoft-com:office:office" xmlns:oel="http://schemas.microsoft.com/office/2019/extlst" xmlns:r="http://schemas.openxmlformats.org/officeDocument/2006/relationships" xmlns:m="http://schemas.openxmlformats.org/officeDocument/2006/math" xmlns:v="urn:schemas-microsoft-com:vml" xmlns:wp14="http://schemas.microsoft.com/office/word/2010/wordprocessingDrawing" xmlns:wp="http://schemas.openxmlformats.org/drawingml/2006/wordprocessingDrawing" xmlns:w10="urn:schemas-microsoft-com:office:word" xmlns:w="http://schemas.openxmlformats.org/wordprocessingml/2006/main" xmlns:w14="http://schemas.microsoft.com/office/word/2010/wordml" xmlns:w15="http://schemas.microsoft.com/office/word/2012/wordml" xmlns:w16cex="http://schemas.microsoft.com/office/word/2018/wordml/cex" xmlns:w16cid="http://schemas.microsoft.com/office/word/2016/wordml/cid" xmlns:w16="http://schemas.microsoft.com/office/word/2018/wordml" xmlns:w16du="http://schemas.microsoft.com/office/word/2023/wordml/word16du" xmlns:w16sdtdh="http://schemas.microsoft.com/office/word/2020/wordml/sdtdatahash" xmlns:w16se="http://schemas.microsoft.com/office/word/2015/wordml/symex" xmlns:wpg="http://schemas.microsoft.com/office/word/2010/wordprocessingGroup" xmlns:wpi="http://schemas.microsoft.com/office/word/2010/wordprocessingInk" xmlns:wne="http://schemas.microsoft.com/office/word/2006/wordml" xmlns:wps="http://schemas.microsoft.com/office/word/2010/wordprocessingShape" mc:Ignorable="w14 w15 w16se w16cid w16 w16cex w16sdtdh w16du wp14">
+<w:hdr xmlns:wpc="http://schemas.microsoft.com/office/word/2010/wordprocessingCanvas" xmlns:cx="http://schemas.microsoft.com/office/drawing/2014/chartex" xmlns:cx1="http://schemas.microsoft.com/office/drawing/2015/9/8/chartex" xmlns:cx2="http://schemas.microsoft.com/office/drawing/2015/10/21/chartex" xmlns:cx3="http://schemas.microsoft.com/office/drawing/2016/5/9/chartex" xmlns:cx4="http://schemas.microsoft.com/office/drawing/2016/5/10/chartex" xmlns:cx5="http://schemas.microsoft.com/office/drawing/2016/5/11/chartex" xmlns:cx6="http://schemas.microsoft.com/office/drawing/2016/5/12/chartex" xmlns:cx7="http://schemas.microsoft.com/office/drawing/2016/5/13/chartex" xmlns:cx8="http://schemas.microsoft.com/office/drawing/2016/5/14/chartex" xmlns:mc="http://schemas.openxmlformats.org/markup-compatibility/2006" xmlns:aink="http://schemas.microsoft.com/office/drawing/2016/ink" xmlns:am3d="http://schemas.microsoft.com/office/drawing/2017/model3d" xmlns:o="urn:schemas-microsoft-com:office:office" xmlns:oel="http://schemas.microsoft.com/office/2019/extlst" xmlns:r="http://schemas.openxmlformats.org/officeDocument/2006/relationships" xmlns:m="http://schemas.openxmlformats.org/officeDocument/2006/math" xmlns:v="urn:schemas-microsoft-com:vml" xmlns:wp14="http://schemas.microsoft.com/office/word/2010/wordprocessingDrawing" xmlns:wp="http://schemas.openxmlformats.org/drawingml/2006/wordprocessingDrawing" xmlns:w10="urn:schemas-microsoft-com:office:word" xmlns:w="http://schemas.openxmlformats.org/wordprocessingml/2006/main" xmlns:w14="http://schemas.microsoft.com/office/word/2010/wordml" xmlns:w15="http://schemas.microsoft.com/office/word/2012/wordml" xmlns:w16cex="http://schemas.microsoft.com/office/word/2018/wordml/cex" xmlns:w16cid="http://schemas.microsoft.com/office/word/2016/wordml/cid" xmlns:w16="http://schemas.microsoft.com/office/word/2018/wordml" xmlns:w16du="http://schemas.microsoft.com/office/word/2023/wordml/word16du" xmlns:w16sdtdh="http://schemas.microsoft.com/office/word/2020/wordml/sdtdatahash" xmlns:w16sdtfl="http://schemas.microsoft.com/office/word/2024/wordml/sdtformatlock" xmlns:w16se="http://schemas.microsoft.com/office/word/2015/wordml/symex" xmlns:wpg="http://schemas.microsoft.com/office/word/2010/wordprocessingGroup" xmlns:wpi="http://schemas.microsoft.com/office/word/2010/wordprocessingInk" xmlns:wne="http://schemas.microsoft.com/office/word/2006/wordml" xmlns:wps="http://schemas.microsoft.com/office/word/2010/wordprocessingShape" mc:Ignorable="w14 w15 w16se w16cid w16 w16cex w16sdtdh w16sdtfl w16du wp14">
   <w:p>
     <w:r>
       <w:t>PREGUNTAS DEL EXAMEN</w:t>
@@ -2245,13 +2275,13 @@
 </file>
 
 <file path=word/header3.xml><?xml version="1.0" encoding="utf-8"?>
-<w:hdr xmlns:wpc="http://schemas.microsoft.com/office/word/2010/wordprocessingCanvas" xmlns:cx="http://schemas.microsoft.com/office/drawing/2014/chartex" xmlns:cx1="http://schemas.microsoft.com/office/drawing/2015/9/8/chartex" xmlns:cx2="http://schemas.microsoft.com/office/drawing/2015/10/21/chartex" xmlns:cx3="http://schemas.microsoft.com/office/drawing/2016/5/9/chartex" xmlns:cx4="http://schemas.microsoft.com/office/drawing/2016/5/10/chartex" xmlns:cx5="http://schemas.microsoft.com/office/drawing/2016/5/11/chartex" xmlns:cx6="http://schemas.microsoft.com/office/drawing/2016/5/12/chartex" xmlns:cx7="http://schemas.microsoft.com/office/drawing/2016/5/13/chartex" xmlns:cx8="http://schemas.microsoft.com/office/drawing/2016/5/14/chartex" xmlns:mc="http://schemas.openxmlformats.org/markup-compatibility/2006" xmlns:aink="http://schemas.microsoft.com/office/drawing/2016/ink" xmlns:am3d="http://schemas.microsoft.com/office/drawing/2017/model3d" xmlns:o="urn:schemas-microsoft-com:office:office" xmlns:oel="http://schemas.microsoft.com/office/2019/extlst" xmlns:r="http://schemas.openxmlformats.org/officeDocument/2006/relationships" xmlns:m="http://schemas.openxmlformats.org/officeDocument/2006/math" xmlns:v="urn:schemas-microsoft-com:vml" xmlns:wp14="http://schemas.microsoft.com/office/word/2010/wordprocessingDrawing" xmlns:wp="http://schemas.openxmlformats.org/drawingml/2006/wordprocessingDrawing" xmlns:w10="urn:schemas-microsoft-com:office:word" xmlns:w="http://schemas.openxmlformats.org/wordprocessingml/2006/main" xmlns:w14="http://schemas.microsoft.com/office/word/2010/wordml" xmlns:w15="http://schemas.microsoft.com/office/word/2012/wordml" xmlns:w16cex="http://schemas.microsoft.com/office/word/2018/wordml/cex" xmlns:w16cid="http://schemas.microsoft.com/office/word/2016/wordml/cid" xmlns:w16="http://schemas.microsoft.com/office/word/2018/wordml" xmlns:w16du="http://schemas.microsoft.com/office/word/2023/wordml/word16du" xmlns:w16sdtdh="http://schemas.microsoft.com/office/word/2020/wordml/sdtdatahash" xmlns:w16se="http://schemas.microsoft.com/office/word/2015/wordml/symex" xmlns:wpg="http://schemas.microsoft.com/office/word/2010/wordprocessingGroup" xmlns:wpi="http://schemas.microsoft.com/office/word/2010/wordprocessingInk" xmlns:wne="http://schemas.microsoft.com/office/word/2006/wordml" xmlns:wps="http://schemas.microsoft.com/office/word/2010/wordprocessingShape" mc:Ignorable="w14 w15 w16se w16cid w16 w16cex w16sdtdh w16du wp14">
+<w:hdr xmlns:wpc="http://schemas.microsoft.com/office/word/2010/wordprocessingCanvas" xmlns:cx="http://schemas.microsoft.com/office/drawing/2014/chartex" xmlns:cx1="http://schemas.microsoft.com/office/drawing/2015/9/8/chartex" xmlns:cx2="http://schemas.microsoft.com/office/drawing/2015/10/21/chartex" xmlns:cx3="http://schemas.microsoft.com/office/drawing/2016/5/9/chartex" xmlns:cx4="http://schemas.microsoft.com/office/drawing/2016/5/10/chartex" xmlns:cx5="http://schemas.microsoft.com/office/drawing/2016/5/11/chartex" xmlns:cx6="http://schemas.microsoft.com/office/drawing/2016/5/12/chartex" xmlns:cx7="http://schemas.microsoft.com/office/drawing/2016/5/13/chartex" xmlns:cx8="http://schemas.microsoft.com/office/drawing/2016/5/14/chartex" xmlns:mc="http://schemas.openxmlformats.org/markup-compatibility/2006" xmlns:aink="http://schemas.microsoft.com/office/drawing/2016/ink" xmlns:am3d="http://schemas.microsoft.com/office/drawing/2017/model3d" xmlns:o="urn:schemas-microsoft-com:office:office" xmlns:oel="http://schemas.microsoft.com/office/2019/extlst" xmlns:r="http://schemas.openxmlformats.org/officeDocument/2006/relationships" xmlns:m="http://schemas.openxmlformats.org/officeDocument/2006/math" xmlns:v="urn:schemas-microsoft-com:vml" xmlns:wp14="http://schemas.microsoft.com/office/word/2010/wordprocessingDrawing" xmlns:wp="http://schemas.openxmlformats.org/drawingml/2006/wordprocessingDrawing" xmlns:w10="urn:schemas-microsoft-com:office:word" xmlns:w="http://schemas.openxmlformats.org/wordprocessingml/2006/main" xmlns:w14="http://schemas.microsoft.com/office/word/2010/wordml" xmlns:w15="http://schemas.microsoft.com/office/word/2012/wordml" xmlns:w16cex="http://schemas.microsoft.com/office/word/2018/wordml/cex" xmlns:w16cid="http://schemas.microsoft.com/office/word/2016/wordml/cid" xmlns:w16="http://schemas.microsoft.com/office/word/2018/wordml" xmlns:w16du="http://schemas.microsoft.com/office/word/2023/wordml/word16du" xmlns:w16sdtdh="http://schemas.microsoft.com/office/word/2020/wordml/sdtdatahash" xmlns:w16sdtfl="http://schemas.microsoft.com/office/word/2024/wordml/sdtformatlock" xmlns:w16se="http://schemas.microsoft.com/office/word/2015/wordml/symex" xmlns:wpg="http://schemas.microsoft.com/office/word/2010/wordprocessingGroup" xmlns:wpi="http://schemas.microsoft.com/office/word/2010/wordprocessingInk" xmlns:wne="http://schemas.microsoft.com/office/word/2006/wordml" xmlns:wps="http://schemas.microsoft.com/office/word/2010/wordprocessingShape" mc:Ignorable="w14 w15 w16se w16cid w16 w16cex w16sdtdh w16sdtfl w16du wp14">
   <w:p/>
 </w:hdr>
 </file>
 
 <file path=word/numbering.xml><?xml version="1.0" encoding="utf-8"?>
-<w:numbering xmlns:wpc="http://schemas.microsoft.com/office/word/2010/wordprocessingCanvas" xmlns:cx="http://schemas.microsoft.com/office/drawing/2014/chartex" xmlns:cx1="http://schemas.microsoft.com/office/drawing/2015/9/8/chartex" xmlns:cx2="http://schemas.microsoft.com/office/drawing/2015/10/21/chartex" xmlns:cx3="http://schemas.microsoft.com/office/drawing/2016/5/9/chartex" xmlns:cx4="http://schemas.microsoft.com/office/drawing/2016/5/10/chartex" xmlns:cx5="http://schemas.microsoft.com/office/drawing/2016/5/11/chartex" xmlns:cx6="http://schemas.microsoft.com/office/drawing/2016/5/12/chartex" xmlns:cx7="http://schemas.microsoft.com/office/drawing/2016/5/13/chartex" xmlns:cx8="http://schemas.microsoft.com/office/drawing/2016/5/14/chartex" xmlns:mc="http://schemas.openxmlformats.org/markup-compatibility/2006" xmlns:aink="http://schemas.microsoft.com/office/drawing/2016/ink" xmlns:am3d="http://schemas.microsoft.com/office/drawing/2017/model3d" xmlns:o="urn:schemas-microsoft-com:office:office" xmlns:oel="http://schemas.microsoft.com/office/2019/extlst" xmlns:r="http://schemas.openxmlformats.org/officeDocument/2006/relationships" xmlns:m="http://schemas.openxmlformats.org/officeDocument/2006/math" xmlns:v="urn:schemas-microsoft-com:vml" xmlns:wp14="http://schemas.microsoft.com/office/word/2010/wordprocessingDrawing" xmlns:wp="http://schemas.openxmlformats.org/drawingml/2006/wordprocessingDrawing" xmlns:w10="urn:schemas-microsoft-com:office:word" xmlns:w="http://schemas.openxmlformats.org/wordprocessingml/2006/main" xmlns:w14="http://schemas.microsoft.com/office/word/2010/wordml" xmlns:w15="http://schemas.microsoft.com/office/word/2012/wordml" xmlns:w16cex="http://schemas.microsoft.com/office/word/2018/wordml/cex" xmlns:w16cid="http://schemas.microsoft.com/office/word/2016/wordml/cid" xmlns:w16="http://schemas.microsoft.com/office/word/2018/wordml" xmlns:w16du="http://schemas.microsoft.com/office/word/2023/wordml/word16du" xmlns:w16sdtdh="http://schemas.microsoft.com/office/word/2020/wordml/sdtdatahash" xmlns:w16se="http://schemas.microsoft.com/office/word/2015/wordml/symex" xmlns:wpg="http://schemas.microsoft.com/office/word/2010/wordprocessingGroup" xmlns:wpi="http://schemas.microsoft.com/office/word/2010/wordprocessingInk" xmlns:wne="http://schemas.microsoft.com/office/word/2006/wordml" xmlns:wps="http://schemas.microsoft.com/office/word/2010/wordprocessingShape" mc:Ignorable="w14 w15 w16se w16cid w16 w16cex w16sdtdh w16du wp14">
+<w:numbering xmlns:wpc="http://schemas.microsoft.com/office/word/2010/wordprocessingCanvas" xmlns:cx="http://schemas.microsoft.com/office/drawing/2014/chartex" xmlns:cx1="http://schemas.microsoft.com/office/drawing/2015/9/8/chartex" xmlns:cx2="http://schemas.microsoft.com/office/drawing/2015/10/21/chartex" xmlns:cx3="http://schemas.microsoft.com/office/drawing/2016/5/9/chartex" xmlns:cx4="http://schemas.microsoft.com/office/drawing/2016/5/10/chartex" xmlns:cx5="http://schemas.microsoft.com/office/drawing/2016/5/11/chartex" xmlns:cx6="http://schemas.microsoft.com/office/drawing/2016/5/12/chartex" xmlns:cx7="http://schemas.microsoft.com/office/drawing/2016/5/13/chartex" xmlns:cx8="http://schemas.microsoft.com/office/drawing/2016/5/14/chartex" xmlns:mc="http://schemas.openxmlformats.org/markup-compatibility/2006" xmlns:aink="http://schemas.microsoft.com/office/drawing/2016/ink" xmlns:am3d="http://schemas.microsoft.com/office/drawing/2017/model3d" xmlns:o="urn:schemas-microsoft-com:office:office" xmlns:oel="http://schemas.microsoft.com/office/2019/extlst" xmlns:r="http://schemas.openxmlformats.org/officeDocument/2006/relationships" xmlns:m="http://schemas.openxmlformats.org/officeDocument/2006/math" xmlns:v="urn:schemas-microsoft-com:vml" xmlns:wp14="http://schemas.microsoft.com/office/word/2010/wordprocessingDrawing" xmlns:wp="http://schemas.openxmlformats.org/drawingml/2006/wordprocessingDrawing" xmlns:w10="urn:schemas-microsoft-com:office:word" xmlns:w="http://schemas.openxmlformats.org/wordprocessingml/2006/main" xmlns:w14="http://schemas.microsoft.com/office/word/2010/wordml" xmlns:w15="http://schemas.microsoft.com/office/word/2012/wordml" xmlns:w16cex="http://schemas.microsoft.com/office/word/2018/wordml/cex" xmlns:w16cid="http://schemas.microsoft.com/office/word/2016/wordml/cid" xmlns:w16="http://schemas.microsoft.com/office/word/2018/wordml" xmlns:w16du="http://schemas.microsoft.com/office/word/2023/wordml/word16du" xmlns:w16sdtdh="http://schemas.microsoft.com/office/word/2020/wordml/sdtdatahash" xmlns:w16sdtfl="http://schemas.microsoft.com/office/word/2024/wordml/sdtformatlock" xmlns:w16se="http://schemas.microsoft.com/office/word/2015/wordml/symex" xmlns:wpg="http://schemas.microsoft.com/office/word/2010/wordprocessingGroup" xmlns:wpi="http://schemas.microsoft.com/office/word/2010/wordprocessingInk" xmlns:wne="http://schemas.microsoft.com/office/word/2006/wordml" xmlns:wps="http://schemas.microsoft.com/office/word/2010/wordprocessingShape" mc:Ignorable="w14 w15 w16se w16cid w16 w16cex w16sdtdh w16sdtfl w16du wp14">
   <w:abstractNum w:abstractNumId="0" w15:restartNumberingAfterBreak="0">
     <w:nsid w:val="0C2A525C"/>
     <w:multiLevelType w:val="multilevel"/>
@@ -2729,7 +2759,7 @@
 </file>
 
 <file path=word/styles.xml><?xml version="1.0" encoding="utf-8"?>
-<w:styles xmlns:mc="http://schemas.openxmlformats.org/markup-compatibility/2006" xmlns:r="http://schemas.openxmlformats.org/officeDocument/2006/relationships" xmlns:w="http://schemas.openxmlformats.org/wordprocessingml/2006/main" xmlns:w14="http://schemas.microsoft.com/office/word/2010/wordml" xmlns:w15="http://schemas.microsoft.com/office/word/2012/wordml" xmlns:w16cex="http://schemas.microsoft.com/office/word/2018/wordml/cex" xmlns:w16cid="http://schemas.microsoft.com/office/word/2016/wordml/cid" xmlns:w16="http://schemas.microsoft.com/office/word/2018/wordml" xmlns:w16du="http://schemas.microsoft.com/office/word/2023/wordml/word16du" xmlns:w16sdtdh="http://schemas.microsoft.com/office/word/2020/wordml/sdtdatahash" xmlns:w16se="http://schemas.microsoft.com/office/word/2015/wordml/symex" mc:Ignorable="w14 w15 w16se w16cid w16 w16cex w16sdtdh w16du">
+<w:styles xmlns:mc="http://schemas.openxmlformats.org/markup-compatibility/2006" xmlns:r="http://schemas.openxmlformats.org/officeDocument/2006/relationships" xmlns:w="http://schemas.openxmlformats.org/wordprocessingml/2006/main" xmlns:w14="http://schemas.microsoft.com/office/word/2010/wordml" xmlns:w15="http://schemas.microsoft.com/office/word/2012/wordml" xmlns:w16cex="http://schemas.microsoft.com/office/word/2018/wordml/cex" xmlns:w16cid="http://schemas.microsoft.com/office/word/2016/wordml/cid" xmlns:w16="http://schemas.microsoft.com/office/word/2018/wordml" xmlns:w16du="http://schemas.microsoft.com/office/word/2023/wordml/word16du" xmlns:w16sdtdh="http://schemas.microsoft.com/office/word/2020/wordml/sdtdatahash" xmlns:w16sdtfl="http://schemas.microsoft.com/office/word/2024/wordml/sdtformatlock" xmlns:w16se="http://schemas.microsoft.com/office/word/2015/wordml/symex" mc:Ignorable="w14 w15 w16se w16cid w16 w16cex w16sdtdh w16sdtfl w16du">
   <w:docDefaults>
     <w:rPrDefault>
       <w:rPr>
